--- a/Etapa Construcción - Iteración 1/Diseño/Especificacion CU 12 Estimar Tarea- Kairos - NexTech.docx
+++ b/Etapa Construcción - Iteración 1/Diseño/Especificacion CU 12 Estimar Tarea- Kairos - NexTech.docx
@@ -231,12 +231,12 @@
                 <wp:extent cx="7940040" cy="810895"/>
                 <wp:effectExtent b="0" l="0" r="0" t="0"/>
                 <wp:wrapNone/>
-                <wp:docPr id="20" name="image12.png"/>
+                <wp:docPr id="20" name="image11.png"/>
                 <a:graphic>
                   <a:graphicData uri="http://schemas.openxmlformats.org/drawingml/2006/picture">
                     <pic:pic>
                       <pic:nvPicPr>
-                        <pic:cNvPr id="0" name="image12.png"/>
+                        <pic:cNvPr id="0" name="image11.png"/>
                         <pic:cNvPicPr preferRelativeResize="0"/>
                       </pic:nvPicPr>
                       <pic:blipFill>
@@ -351,12 +351,12 @@
                 <wp:extent cx="103505" cy="11228070"/>
                 <wp:effectExtent b="0" l="0" r="0" t="0"/>
                 <wp:wrapNone/>
-                <wp:docPr id="22" name="image14.png"/>
+                <wp:docPr id="22" name="image13.png"/>
                 <a:graphic>
                   <a:graphicData uri="http://schemas.openxmlformats.org/drawingml/2006/picture">
                     <pic:pic>
                       <pic:nvPicPr>
-                        <pic:cNvPr id="0" name="image14.png"/>
+                        <pic:cNvPr id="0" name="image13.png"/>
                         <pic:cNvPicPr preferRelativeResize="0"/>
                       </pic:nvPicPr>
                       <pic:blipFill>
@@ -471,12 +471,12 @@
                 <wp:extent cx="103505" cy="11228070"/>
                 <wp:effectExtent b="0" l="0" r="0" t="0"/>
                 <wp:wrapNone/>
-                <wp:docPr id="15" name="image7.png"/>
+                <wp:docPr id="15" name="image6.png"/>
                 <a:graphic>
                   <a:graphicData uri="http://schemas.openxmlformats.org/drawingml/2006/picture">
                     <pic:pic>
                       <pic:nvPicPr>
-                        <pic:cNvPr id="0" name="image7.png"/>
+                        <pic:cNvPr id="0" name="image6.png"/>
                         <pic:cNvPicPr preferRelativeResize="0"/>
                       </pic:nvPicPr>
                       <pic:blipFill>
@@ -591,12 +591,12 @@
                 <wp:extent cx="7940040" cy="810895"/>
                 <wp:effectExtent b="0" l="0" r="0" t="0"/>
                 <wp:wrapNone/>
-                <wp:docPr id="19" name="image11.png"/>
+                <wp:docPr id="19" name="image10.png"/>
                 <a:graphic>
                   <a:graphicData uri="http://schemas.openxmlformats.org/drawingml/2006/picture">
                     <pic:pic>
                       <pic:nvPicPr>
-                        <pic:cNvPr id="0" name="image11.png"/>
+                        <pic:cNvPr id="0" name="image10.png"/>
                         <pic:cNvPicPr preferRelativeResize="0"/>
                       </pic:nvPicPr>
                       <pic:blipFill>
@@ -918,12 +918,12 @@
             <wp:extent cx="1200150" cy="1200150"/>
             <wp:effectExtent b="0" l="0" r="0" t="0"/>
             <wp:wrapSquare wrapText="bothSides" distB="0" distT="0" distL="114300" distR="114300"/>
-            <wp:docPr descr="psi-negro.png" id="25" name="image1.png"/>
+            <wp:docPr descr="psi-negro.png" id="25" name="image2.png"/>
             <a:graphic>
               <a:graphicData uri="http://schemas.openxmlformats.org/drawingml/2006/picture">
                 <pic:pic>
                   <pic:nvPicPr>
-                    <pic:cNvPr descr="psi-negro.png" id="0" name="image1.png"/>
+                    <pic:cNvPr descr="psi-negro.png" id="0" name="image2.png"/>
                     <pic:cNvPicPr preferRelativeResize="0"/>
                   </pic:nvPicPr>
                   <pic:blipFill>
@@ -973,12 +973,12 @@
             <wp:extent cx="1304925" cy="2019300"/>
             <wp:effectExtent b="0" l="0" r="0" t="0"/>
             <wp:wrapSquare wrapText="bothSides" distB="0" distT="0" distL="114300" distR="114300"/>
-            <wp:docPr descr="UNPA.JPG" id="27" name="image2.jpg"/>
+            <wp:docPr descr="UNPA.JPG" id="27" name="image3.jpg"/>
             <a:graphic>
               <a:graphicData uri="http://schemas.openxmlformats.org/drawingml/2006/picture">
                 <pic:pic>
                   <pic:nvPicPr>
-                    <pic:cNvPr descr="UNPA.JPG" id="0" name="image2.jpg"/>
+                    <pic:cNvPr descr="UNPA.JPG" id="0" name="image3.jpg"/>
                     <pic:cNvPicPr preferRelativeResize="0"/>
                   </pic:nvPicPr>
                   <pic:blipFill>
@@ -1076,7 +1076,7 @@
     </w:p>
     <w:sdt>
       <w:sdtPr>
-        <w:id w:val="-1087486423"/>
+        <w:id w:val="1262591805"/>
         <w:docPartObj>
           <w:docPartGallery w:val="Table of Contents"/>
           <w:docPartUnique w:val="1"/>
@@ -1267,7 +1267,7 @@
     <w:sdt>
       <w:sdtPr>
         <w:lock w:val="contentLocked"/>
-        <w:id w:val="1826688831"/>
+        <w:id w:val="1061682504"/>
         <w:tag w:val="goog_rdk_0"/>
       </w:sdtPr>
       <w:sdtContent>
@@ -1427,72 +1427,6 @@
                     <w:rtl w:val="0"/>
                   </w:rPr>
                   <w:t xml:space="preserve">Líder del proyecto</w:t>
-                </w:r>
-              </w:p>
-            </w:tc>
-          </w:tr>
-          <w:tr>
-            <w:trPr>
-              <w:cantSplit w:val="0"/>
-              <w:trHeight w:val="420" w:hRule="atLeast"/>
-              <w:tblHeader w:val="0"/>
-            </w:trPr>
-            <w:tc>
-              <w:tcPr>
-                <w:gridSpan w:val="2"/>
-                <w:shd w:fill="auto" w:val="clear"/>
-                <w:tcMar>
-                  <w:top w:w="100.0" w:type="dxa"/>
-                  <w:left w:w="100.0" w:type="dxa"/>
-                  <w:bottom w:w="100.0" w:type="dxa"/>
-                  <w:right w:w="100.0" w:type="dxa"/>
-                </w:tcMar>
-                <w:vAlign w:val="top"/>
-              </w:tcPr>
-              <w:p>
-                <w:pPr>
-                  <w:widowControl w:val="0"/>
-                  <w:spacing w:before="0" w:line="240" w:lineRule="auto"/>
-                  <w:ind w:left="0"/>
-                  <w:rPr>
-                    <w:rFonts w:ascii="Arial" w:cs="Arial" w:eastAsia="Arial" w:hAnsi="Arial"/>
-                  </w:rPr>
-                </w:pPr>
-                <w:r>
-                  <w:rPr>
-                    <w:rFonts w:ascii="Arial" w:cs="Arial" w:eastAsia="Arial" w:hAnsi="Arial"/>
-                    <w:rtl w:val="0"/>
-                  </w:rPr>
-                  <w:t xml:space="preserve">Actor Secundario</w:t>
-                </w:r>
-              </w:p>
-            </w:tc>
-            <w:tc>
-              <w:tcPr>
-                <w:shd w:fill="auto" w:val="clear"/>
-                <w:tcMar>
-                  <w:top w:w="100.0" w:type="dxa"/>
-                  <w:left w:w="100.0" w:type="dxa"/>
-                  <w:bottom w:w="100.0" w:type="dxa"/>
-                  <w:right w:w="100.0" w:type="dxa"/>
-                </w:tcMar>
-                <w:vAlign w:val="top"/>
-              </w:tcPr>
-              <w:p>
-                <w:pPr>
-                  <w:widowControl w:val="0"/>
-                  <w:spacing w:before="0" w:line="240" w:lineRule="auto"/>
-                  <w:ind w:left="0"/>
-                  <w:rPr>
-                    <w:rFonts w:ascii="Arial" w:cs="Arial" w:eastAsia="Arial" w:hAnsi="Arial"/>
-                  </w:rPr>
-                </w:pPr>
-                <w:r>
-                  <w:rPr>
-                    <w:rFonts w:ascii="Arial" w:cs="Arial" w:eastAsia="Arial" w:hAnsi="Arial"/>
-                    <w:rtl w:val="0"/>
-                  </w:rPr>
-                  <w:t xml:space="preserve">Miembro</w:t>
                 </w:r>
               </w:p>
             </w:tc>
@@ -3455,25 +3389,25 @@
           <wp:anchor allowOverlap="1" behindDoc="0" distB="114300" distT="114300" distL="114300" distR="114300" hidden="0" layoutInCell="1" locked="0" relativeHeight="0" simplePos="0">
             <wp:simplePos x="0" y="0"/>
             <wp:positionH relativeFrom="column">
-              <wp:posOffset>-914872</wp:posOffset>
+              <wp:posOffset>-995834</wp:posOffset>
             </wp:positionH>
             <wp:positionV relativeFrom="paragraph">
-              <wp:posOffset>602858</wp:posOffset>
+              <wp:posOffset>552450</wp:posOffset>
             </wp:positionV>
             <wp:extent cx="7388230" cy="5433672"/>
             <wp:effectExtent b="0" l="0" r="0" t="0"/>
             <wp:wrapSquare wrapText="bothSides" distB="114300" distT="114300" distL="114300" distR="114300"/>
-            <wp:docPr id="24" name="image5.png"/>
+            <wp:docPr id="24" name="image14.png"/>
             <a:graphic>
               <a:graphicData uri="http://schemas.openxmlformats.org/drawingml/2006/picture">
                 <pic:pic>
                   <pic:nvPicPr>
-                    <pic:cNvPr id="0" name="image5.png"/>
+                    <pic:cNvPr id="0" name="image14.png"/>
                     <pic:cNvPicPr preferRelativeResize="0"/>
                   </pic:nvPicPr>
                   <pic:blipFill>
                     <a:blip r:embed="rId10"/>
-                    <a:srcRect b="0" l="0" r="0" t="0"/>
+                    <a:srcRect b="0" l="1187" r="1187" t="0"/>
                     <a:stretch>
                       <a:fillRect/>
                     </a:stretch>
@@ -3638,12 +3572,12 @@
               <wp:extent cx="103505" cy="824865"/>
               <wp:effectExtent b="0" l="0" r="0" t="0"/>
               <wp:wrapNone/>
-              <wp:docPr id="17" name="image9.png"/>
+              <wp:docPr id="17" name="image8.png"/>
               <a:graphic>
                 <a:graphicData uri="http://schemas.openxmlformats.org/drawingml/2006/picture">
                   <pic:pic>
                     <pic:nvPicPr>
-                      <pic:cNvPr id="0" name="image9.png"/>
+                      <pic:cNvPr id="0" name="image8.png"/>
                       <pic:cNvPicPr preferRelativeResize="0"/>
                     </pic:nvPicPr>
                     <pic:blipFill>
@@ -3936,12 +3870,12 @@
               <wp:extent cx="7761605" cy="822325"/>
               <wp:effectExtent b="0" l="0" r="0" t="0"/>
               <wp:wrapNone/>
-              <wp:docPr id="21" name="image13.png"/>
+              <wp:docPr id="21" name="image12.png"/>
               <a:graphic>
                 <a:graphicData uri="http://schemas.openxmlformats.org/drawingml/2006/picture">
                   <pic:pic>
                     <pic:nvPicPr>
-                      <pic:cNvPr id="0" name="image13.png"/>
+                      <pic:cNvPr id="0" name="image12.png"/>
                       <pic:cNvPicPr preferRelativeResize="0"/>
                     </pic:nvPicPr>
                     <pic:blipFill>
@@ -4252,12 +4186,12 @@
               <wp:extent cx="7549515" cy="815340"/>
               <wp:effectExtent b="0" l="0" r="0" t="0"/>
               <wp:wrapNone/>
-              <wp:docPr id="18" name="image10.png"/>
+              <wp:docPr id="18" name="image9.png"/>
               <a:graphic>
                 <a:graphicData uri="http://schemas.openxmlformats.org/drawingml/2006/picture">
                   <pic:pic>
                     <pic:nvPicPr>
-                      <pic:cNvPr id="0" name="image10.png"/>
+                      <pic:cNvPr id="0" name="image9.png"/>
                       <pic:cNvPicPr preferRelativeResize="0"/>
                     </pic:nvPicPr>
                     <pic:blipFill>
@@ -4306,12 +4240,12 @@
           <wp:extent cx="669290" cy="669290"/>
           <wp:effectExtent b="0" l="0" r="0" t="0"/>
           <wp:wrapSquare wrapText="bothSides" distB="0" distT="0" distL="114300" distR="114300"/>
-          <wp:docPr descr="psi-negro.png" id="26" name="image3.png"/>
+          <wp:docPr descr="psi-negro.png" id="26" name="image1.png"/>
           <a:graphic>
             <a:graphicData uri="http://schemas.openxmlformats.org/drawingml/2006/picture">
               <pic:pic>
                 <pic:nvPicPr>
-                  <pic:cNvPr descr="psi-negro.png" id="0" name="image3.png"/>
+                  <pic:cNvPr descr="psi-negro.png" id="0" name="image1.png"/>
                   <pic:cNvPicPr preferRelativeResize="0"/>
                 </pic:nvPicPr>
                 <pic:blipFill>
@@ -4361,12 +4295,12 @@
           <wp:extent cx="425450" cy="666750"/>
           <wp:effectExtent b="0" l="0" r="0" t="0"/>
           <wp:wrapSquare wrapText="bothSides" distB="0" distT="0" distL="114300" distR="114300"/>
-          <wp:docPr descr="UNPA.JPG" id="23" name="image2.jpg"/>
+          <wp:docPr descr="UNPA.JPG" id="23" name="image3.jpg"/>
           <a:graphic>
             <a:graphicData uri="http://schemas.openxmlformats.org/drawingml/2006/picture">
               <pic:pic>
                 <pic:nvPicPr>
-                  <pic:cNvPr descr="UNPA.JPG" id="0" name="image2.jpg"/>
+                  <pic:cNvPr descr="UNPA.JPG" id="0" name="image3.jpg"/>
                   <pic:cNvPicPr preferRelativeResize="0"/>
                 </pic:nvPicPr>
                 <pic:blipFill>
@@ -4479,12 +4413,12 @@
               <wp:extent cx="103505" cy="811530"/>
               <wp:effectExtent b="0" l="0" r="0" t="0"/>
               <wp:wrapNone/>
-              <wp:docPr id="16" name="image8.png"/>
+              <wp:docPr id="16" name="image7.png"/>
               <a:graphic>
                 <a:graphicData uri="http://schemas.openxmlformats.org/drawingml/2006/picture">
                   <pic:pic>
                     <pic:nvPicPr>
-                      <pic:cNvPr id="0" name="image8.png"/>
+                      <pic:cNvPr id="0" name="image7.png"/>
                       <pic:cNvPicPr preferRelativeResize="0"/>
                     </pic:nvPicPr>
                     <pic:blipFill>
@@ -4599,12 +4533,12 @@
               <wp:extent cx="103505" cy="812165"/>
               <wp:effectExtent b="0" l="0" r="0" t="0"/>
               <wp:wrapNone/>
-              <wp:docPr id="14" name="image6.png"/>
+              <wp:docPr id="14" name="image5.png"/>
               <a:graphic>
                 <a:graphicData uri="http://schemas.openxmlformats.org/drawingml/2006/picture">
                   <pic:pic>
                     <pic:nvPicPr>
-                      <pic:cNvPr id="0" name="image6.png"/>
+                      <pic:cNvPr id="0" name="image5.png"/>
                       <pic:cNvPicPr preferRelativeResize="0"/>
                     </pic:nvPicPr>
                     <pic:blipFill>

--- a/Etapa Construcción - Iteración 1/Diseño/Especificacion CU 12 Estimar Tarea- Kairos - NexTech.docx
+++ b/Etapa Construcción - Iteración 1/Diseño/Especificacion CU 12 Estimar Tarea- Kairos - NexTech.docx
@@ -57,7 +57,9 @@
         <w:rPr>
           <w:rFonts w:ascii="Cambria" w:cs="Cambria" w:eastAsia="Cambria" w:hAnsi="Cambria"/>
           <w:b w:val="0"/>
+          <w:bCs w:val="0"/>
           <w:i w:val="0"/>
+          <w:iCs w:val="0"/>
           <w:smallCaps w:val="0"/>
           <w:strike w:val="0"/>
           <w:color w:val="000000"/>
@@ -94,7 +96,9 @@
         <w:rPr>
           <w:rFonts w:ascii="Cambria" w:cs="Cambria" w:eastAsia="Cambria" w:hAnsi="Cambria"/>
           <w:b w:val="0"/>
+          <w:bCs w:val="0"/>
           <w:i w:val="0"/>
+          <w:iCs w:val="0"/>
           <w:smallCaps w:val="0"/>
           <w:strike w:val="0"/>
           <w:color w:val="000000"/>
@@ -131,7 +135,9 @@
         <w:rPr>
           <w:rFonts w:ascii="Cambria" w:cs="Cambria" w:eastAsia="Cambria" w:hAnsi="Cambria"/>
           <w:b w:val="0"/>
+          <w:bCs w:val="0"/>
           <w:i w:val="0"/>
+          <w:iCs w:val="0"/>
           <w:smallCaps w:val="0"/>
           <w:strike w:val="0"/>
           <w:color w:val="000000"/>
@@ -146,7 +152,9 @@
         <w:rPr>
           <w:rFonts w:ascii="Calibri" w:cs="Calibri" w:eastAsia="Calibri" w:hAnsi="Calibri"/>
           <w:b w:val="0"/>
+          <w:bCs w:val="0"/>
           <w:i w:val="0"/>
+          <w:iCs w:val="0"/>
           <w:smallCaps w:val="0"/>
           <w:strike w:val="0"/>
           <w:color w:val="000000"/>
@@ -231,12 +239,12 @@
                 <wp:extent cx="7940040" cy="810895"/>
                 <wp:effectExtent b="0" l="0" r="0" t="0"/>
                 <wp:wrapNone/>
-                <wp:docPr id="20" name="image11.png"/>
+                <wp:docPr id="20" name="image13.png"/>
                 <a:graphic>
                   <a:graphicData uri="http://schemas.openxmlformats.org/drawingml/2006/picture">
                     <pic:pic>
                       <pic:nvPicPr>
-                        <pic:cNvPr id="0" name="image11.png"/>
+                        <pic:cNvPr id="0" name="image13.png"/>
                         <pic:cNvPicPr preferRelativeResize="0"/>
                       </pic:nvPicPr>
                       <pic:blipFill>
@@ -266,7 +274,9 @@
         <w:rPr>
           <w:rFonts w:ascii="Calibri" w:cs="Calibri" w:eastAsia="Calibri" w:hAnsi="Calibri"/>
           <w:b w:val="0"/>
+          <w:bCs w:val="0"/>
           <w:i w:val="0"/>
+          <w:iCs w:val="0"/>
           <w:smallCaps w:val="0"/>
           <w:strike w:val="0"/>
           <w:color w:val="000000"/>
@@ -351,12 +361,12 @@
                 <wp:extent cx="103505" cy="11228070"/>
                 <wp:effectExtent b="0" l="0" r="0" t="0"/>
                 <wp:wrapNone/>
-                <wp:docPr id="22" name="image13.png"/>
+                <wp:docPr id="22" name="image15.png"/>
                 <a:graphic>
                   <a:graphicData uri="http://schemas.openxmlformats.org/drawingml/2006/picture">
                     <pic:pic>
                       <pic:nvPicPr>
-                        <pic:cNvPr id="0" name="image13.png"/>
+                        <pic:cNvPr id="0" name="image15.png"/>
                         <pic:cNvPicPr preferRelativeResize="0"/>
                       </pic:nvPicPr>
                       <pic:blipFill>
@@ -386,7 +396,9 @@
         <w:rPr>
           <w:rFonts w:ascii="Calibri" w:cs="Calibri" w:eastAsia="Calibri" w:hAnsi="Calibri"/>
           <w:b w:val="0"/>
+          <w:bCs w:val="0"/>
           <w:i w:val="0"/>
+          <w:iCs w:val="0"/>
           <w:smallCaps w:val="0"/>
           <w:strike w:val="0"/>
           <w:color w:val="000000"/>
@@ -471,12 +483,12 @@
                 <wp:extent cx="103505" cy="11228070"/>
                 <wp:effectExtent b="0" l="0" r="0" t="0"/>
                 <wp:wrapNone/>
-                <wp:docPr id="15" name="image6.png"/>
+                <wp:docPr id="15" name="image8.png"/>
                 <a:graphic>
                   <a:graphicData uri="http://schemas.openxmlformats.org/drawingml/2006/picture">
                     <pic:pic>
                       <pic:nvPicPr>
-                        <pic:cNvPr id="0" name="image6.png"/>
+                        <pic:cNvPr id="0" name="image8.png"/>
                         <pic:cNvPicPr preferRelativeResize="0"/>
                       </pic:nvPicPr>
                       <pic:blipFill>
@@ -506,7 +518,9 @@
         <w:rPr>
           <w:rFonts w:ascii="Calibri" w:cs="Calibri" w:eastAsia="Calibri" w:hAnsi="Calibri"/>
           <w:b w:val="0"/>
+          <w:bCs w:val="0"/>
           <w:i w:val="0"/>
+          <w:iCs w:val="0"/>
           <w:smallCaps w:val="0"/>
           <w:strike w:val="0"/>
           <w:color w:val="000000"/>
@@ -591,12 +605,12 @@
                 <wp:extent cx="7940040" cy="810895"/>
                 <wp:effectExtent b="0" l="0" r="0" t="0"/>
                 <wp:wrapNone/>
-                <wp:docPr id="19" name="image10.png"/>
+                <wp:docPr id="19" name="image12.png"/>
                 <a:graphic>
                   <a:graphicData uri="http://schemas.openxmlformats.org/drawingml/2006/picture">
                     <pic:pic>
                       <pic:nvPicPr>
-                        <pic:cNvPr id="0" name="image10.png"/>
+                        <pic:cNvPr id="0" name="image12.png"/>
                         <pic:cNvPicPr preferRelativeResize="0"/>
                       </pic:nvPicPr>
                       <pic:blipFill>
@@ -648,7 +662,9 @@
         <w:rPr>
           <w:rFonts w:ascii="Cambria" w:cs="Cambria" w:eastAsia="Cambria" w:hAnsi="Cambria"/>
           <w:b w:val="0"/>
+          <w:bCs w:val="0"/>
           <w:i w:val="0"/>
+          <w:iCs w:val="0"/>
           <w:smallCaps w:val="0"/>
           <w:strike w:val="0"/>
           <w:color w:val="000000"/>
@@ -681,7 +697,9 @@
         <w:rPr>
           <w:rFonts w:ascii="Cambria" w:cs="Cambria" w:eastAsia="Cambria" w:hAnsi="Cambria"/>
           <w:b w:val="0"/>
+          <w:bCs w:val="0"/>
           <w:i w:val="0"/>
+          <w:iCs w:val="0"/>
           <w:smallCaps w:val="0"/>
           <w:strike w:val="0"/>
           <w:color w:val="000000"/>
@@ -727,7 +745,9 @@
         <w:rPr>
           <w:rFonts w:ascii="Calibri" w:cs="Calibri" w:eastAsia="Calibri" w:hAnsi="Calibri"/>
           <w:b w:val="0"/>
+          <w:bCs w:val="0"/>
           <w:i w:val="0"/>
+          <w:iCs w:val="0"/>
           <w:smallCaps w:val="0"/>
           <w:strike w:val="0"/>
           <w:color w:val="000000"/>
@@ -764,7 +784,9 @@
         <w:rPr>
           <w:rFonts w:ascii="Calibri" w:cs="Calibri" w:eastAsia="Calibri" w:hAnsi="Calibri"/>
           <w:b w:val="0"/>
+          <w:bCs w:val="0"/>
           <w:i w:val="0"/>
+          <w:iCs w:val="0"/>
           <w:smallCaps w:val="0"/>
           <w:strike w:val="0"/>
           <w:color w:val="000000"/>
@@ -801,7 +823,9 @@
         <w:rPr>
           <w:rFonts w:ascii="Calibri" w:cs="Calibri" w:eastAsia="Calibri" w:hAnsi="Calibri"/>
           <w:b w:val="0"/>
+          <w:bCs w:val="0"/>
           <w:i w:val="0"/>
+          <w:iCs w:val="0"/>
           <w:smallCaps w:val="0"/>
           <w:strike w:val="0"/>
           <w:color w:val="000000"/>
@@ -904,6 +928,7 @@
       <w:r>
         <w:rPr>
           <w:i w:val="1"/>
+          <w:iCs w:val="1"/>
           <w:color w:val="548dd4"/>
         </w:rPr>
         <w:drawing>
@@ -918,12 +943,12 @@
             <wp:extent cx="1200150" cy="1200150"/>
             <wp:effectExtent b="0" l="0" r="0" t="0"/>
             <wp:wrapSquare wrapText="bothSides" distB="0" distT="0" distL="114300" distR="114300"/>
-            <wp:docPr descr="psi-negro.png" id="25" name="image2.png"/>
+            <wp:docPr descr="psi-negro.png" id="26" name="image3.png"/>
             <a:graphic>
               <a:graphicData uri="http://schemas.openxmlformats.org/drawingml/2006/picture">
                 <pic:pic>
                   <pic:nvPicPr>
-                    <pic:cNvPr descr="psi-negro.png" id="0" name="image2.png"/>
+                    <pic:cNvPr descr="psi-negro.png" id="0" name="image3.png"/>
                     <pic:cNvPicPr preferRelativeResize="0"/>
                   </pic:nvPicPr>
                   <pic:blipFill>
@@ -951,7 +976,9 @@
         <w:rPr>
           <w:rFonts w:ascii="Calibri" w:cs="Calibri" w:eastAsia="Calibri" w:hAnsi="Calibri"/>
           <w:b w:val="0"/>
+          <w:bCs w:val="0"/>
           <w:i w:val="1"/>
+          <w:iCs w:val="1"/>
           <w:smallCaps w:val="0"/>
           <w:strike w:val="0"/>
           <w:color w:val="548dd4"/>
@@ -973,12 +1000,12 @@
             <wp:extent cx="1304925" cy="2019300"/>
             <wp:effectExtent b="0" l="0" r="0" t="0"/>
             <wp:wrapSquare wrapText="bothSides" distB="0" distT="0" distL="114300" distR="114300"/>
-            <wp:docPr descr="UNPA.JPG" id="27" name="image3.jpg"/>
+            <wp:docPr descr="UNPA.JPG" id="28" name="image1.jpg"/>
             <a:graphic>
               <a:graphicData uri="http://schemas.openxmlformats.org/drawingml/2006/picture">
                 <pic:pic>
                   <pic:nvPicPr>
-                    <pic:cNvPr descr="UNPA.JPG" id="0" name="image3.jpg"/>
+                    <pic:cNvPr descr="UNPA.JPG" id="0" name="image1.jpg"/>
                     <pic:cNvPicPr preferRelativeResize="0"/>
                   </pic:nvPicPr>
                   <pic:blipFill>
@@ -1043,14 +1070,14 @@
         <w:ind w:left="0" w:right="0" w:firstLine="0"/>
         <w:jc w:val="left"/>
         <w:rPr>
-          <w:rFonts w:ascii="Cambria" w:cs="Cambria" w:eastAsia="Cambria" w:hAnsi="Cambria"/>
+          <w:rFonts w:ascii="Arial" w:cs="Arial" w:eastAsia="Arial" w:hAnsi="Arial"/>
           <w:b w:val="1"/>
-          <w:i w:val="0"/>
+          <w:bCs w:val="1"/>
           <w:smallCaps w:val="0"/>
           <w:strike w:val="0"/>
           <w:color w:val="366091"/>
-          <w:sz w:val="28"/>
-          <w:szCs w:val="28"/>
+          <w:sz w:val="24"/>
+          <w:szCs w:val="24"/>
           <w:u w:val="none"/>
           <w:shd w:fill="auto" w:val="clear"/>
           <w:vertAlign w:val="baseline"/>
@@ -1060,7 +1087,9 @@
         <w:rPr>
           <w:rFonts w:ascii="Cambria" w:cs="Cambria" w:eastAsia="Cambria" w:hAnsi="Cambria"/>
           <w:b w:val="1"/>
+          <w:bCs w:val="1"/>
           <w:i w:val="0"/>
+          <w:iCs w:val="0"/>
           <w:smallCaps w:val="0"/>
           <w:strike w:val="0"/>
           <w:color w:val="366091"/>
@@ -1073,10 +1102,15 @@
         </w:rPr>
         <w:t xml:space="preserve">Tabla de contenido</w:t>
       </w:r>
+      <w:r>
+        <w:rPr>
+          <w:rtl w:val="0"/>
+        </w:rPr>
+      </w:r>
     </w:p>
     <w:sdt>
       <w:sdtPr>
-        <w:id w:val="1262591805"/>
+        <w:id w:val="-1085064086"/>
         <w:docPartObj>
           <w:docPartGallery w:val="Table of Contents"/>
           <w:docPartUnique w:val="1"/>
@@ -1094,7 +1128,9 @@
             <w:rPr>
               <w:rFonts w:ascii="Arial" w:cs="Arial" w:eastAsia="Arial" w:hAnsi="Arial"/>
               <w:b w:val="1"/>
+              <w:bCs w:val="1"/>
               <w:i w:val="0"/>
+              <w:iCs w:val="0"/>
               <w:smallCaps w:val="0"/>
               <w:strike w:val="0"/>
               <w:color w:val="000000"/>
@@ -1110,17 +1146,92 @@
             <w:instrText xml:space="preserve"> TOC \h \u \z \t "Heading 1,1,Heading 2,2,Heading 3,3,"</w:instrText>
             <w:fldChar w:fldCharType="separate"/>
           </w:r>
+          <w:hyperlink w:anchor="_heading=h.gg31clqu5kzb">
+            <w:r>
+              <w:rPr>
+                <w:rFonts w:ascii="Arial" w:cs="Arial" w:eastAsia="Arial" w:hAnsi="Arial"/>
+                <w:b w:val="1"/>
+                <w:bCs w:val="1"/>
+                <w:i w:val="0"/>
+                <w:iCs w:val="0"/>
+                <w:smallCaps w:val="0"/>
+                <w:strike w:val="0"/>
+                <w:color w:val="000000"/>
+                <w:sz w:val="24"/>
+                <w:szCs w:val="24"/>
+                <w:u w:val="none"/>
+                <w:shd w:fill="auto" w:val="clear"/>
+                <w:vertAlign w:val="baseline"/>
+                <w:rtl w:val="0"/>
+              </w:rPr>
+              <w:t xml:space="preserve">Diagrama de Casos de Uso</w:t>
+            </w:r>
+          </w:hyperlink>
+          <w:hyperlink w:anchor="_heading=h.gg31clqu5kzb">
+            <w:r>
+              <w:rPr>
+                <w:rFonts w:ascii="Arial" w:cs="Arial" w:eastAsia="Arial" w:hAnsi="Arial"/>
+                <w:b w:val="1"/>
+                <w:bCs w:val="1"/>
+                <w:i w:val="0"/>
+                <w:iCs w:val="0"/>
+                <w:smallCaps w:val="0"/>
+                <w:strike w:val="0"/>
+                <w:color w:val="000000"/>
+                <w:sz w:val="22"/>
+                <w:szCs w:val="22"/>
+                <w:u w:val="none"/>
+                <w:shd w:fill="auto" w:val="clear"/>
+                <w:vertAlign w:val="baseline"/>
+                <w:rtl w:val="0"/>
+              </w:rPr>
+              <w:tab/>
+              <w:t xml:space="preserve">3</w:t>
+            </w:r>
+          </w:hyperlink>
+          <w:r>
+            <w:rPr>
+              <w:rtl w:val="0"/>
+            </w:rPr>
+          </w:r>
+        </w:p>
+        <w:p>
+          <w:pPr>
+            <w:widowControl w:val="0"/>
+            <w:tabs>
+              <w:tab w:val="right" w:leader="none" w:pos="12000"/>
+            </w:tabs>
+            <w:spacing w:before="60" w:line="240" w:lineRule="auto"/>
+            <w:ind w:left="0"/>
+            <w:rPr>
+              <w:rFonts w:ascii="Arial" w:cs="Arial" w:eastAsia="Arial" w:hAnsi="Arial"/>
+              <w:b w:val="1"/>
+              <w:bCs w:val="1"/>
+              <w:i w:val="0"/>
+              <w:iCs w:val="0"/>
+              <w:smallCaps w:val="0"/>
+              <w:strike w:val="0"/>
+              <w:color w:val="000000"/>
+              <w:sz w:val="22"/>
+              <w:szCs w:val="22"/>
+              <w:u w:val="none"/>
+              <w:shd w:fill="auto" w:val="clear"/>
+              <w:vertAlign w:val="baseline"/>
+            </w:rPr>
+          </w:pPr>
           <w:hyperlink w:anchor="_heading=h.n2wi75nz6hvr">
             <w:r>
               <w:rPr>
                 <w:rFonts w:ascii="Arial" w:cs="Arial" w:eastAsia="Arial" w:hAnsi="Arial"/>
                 <w:b w:val="1"/>
+                <w:bCs w:val="1"/>
                 <w:i w:val="0"/>
+                <w:iCs w:val="0"/>
                 <w:smallCaps w:val="0"/>
                 <w:strike w:val="0"/>
                 <w:color w:val="000000"/>
-                <w:sz w:val="22"/>
-                <w:szCs w:val="22"/>
+                <w:sz w:val="24"/>
+                <w:szCs w:val="24"/>
                 <w:u w:val="none"/>
                 <w:shd w:fill="auto" w:val="clear"/>
                 <w:vertAlign w:val="baseline"/>
@@ -1144,11 +1255,13 @@
               <w:tab w:val="right" w:leader="none" w:pos="12000"/>
             </w:tabs>
             <w:spacing w:before="60" w:line="240" w:lineRule="auto"/>
-            <w:ind w:left="360" w:firstLine="0"/>
+            <w:ind w:left="0" w:firstLine="0"/>
             <w:rPr>
               <w:rFonts w:ascii="Arial" w:cs="Arial" w:eastAsia="Arial" w:hAnsi="Arial"/>
               <w:b w:val="0"/>
+              <w:bCs w:val="0"/>
               <w:i w:val="0"/>
+              <w:iCs w:val="0"/>
               <w:smallCaps w:val="0"/>
               <w:strike w:val="0"/>
               <w:color w:val="000000"/>
@@ -1162,14 +1275,16 @@
           <w:hyperlink w:anchor="_heading=h.p4hyca1hcz54">
             <w:r>
               <w:rPr>
-                <w:rFonts w:ascii="Calibri" w:cs="Calibri" w:eastAsia="Calibri" w:hAnsi="Calibri"/>
-                <w:b w:val="0"/>
-                <w:i w:val="1"/>
+                <w:rFonts w:ascii="Arial" w:cs="Arial" w:eastAsia="Arial" w:hAnsi="Arial"/>
+                <w:b w:val="1"/>
+                <w:bCs w:val="1"/>
+                <w:i w:val="0"/>
+                <w:iCs w:val="0"/>
                 <w:smallCaps w:val="0"/>
                 <w:strike w:val="0"/>
                 <w:color w:val="000000"/>
-                <w:sz w:val="20"/>
-                <w:szCs w:val="20"/>
+                <w:sz w:val="24"/>
+                <w:szCs w:val="24"/>
                 <w:u w:val="none"/>
                 <w:shd w:fill="auto" w:val="clear"/>
                 <w:vertAlign w:val="baseline"/>
@@ -1194,7 +1309,13 @@
     <w:p>
       <w:pPr>
         <w:ind w:left="0" w:firstLine="0"/>
-        <w:rPr/>
+        <w:rPr>
+          <w:rFonts w:ascii="Arial" w:cs="Arial" w:eastAsia="Arial" w:hAnsi="Arial"/>
+          <w:b w:val="1"/>
+          <w:bCs w:val="1"/>
+          <w:sz w:val="24"/>
+          <w:szCs w:val="24"/>
+        </w:rPr>
       </w:pPr>
       <w:r>
         <w:rPr>
@@ -1243,15 +1364,120 @@
     <w:p>
       <w:pPr>
         <w:pStyle w:val="Heading1"/>
+        <w:widowControl w:val="0"/>
         <w:tabs>
           <w:tab w:val="left" w:leader="none" w:pos="0"/>
         </w:tabs>
-        <w:ind w:left="115" w:hanging="5.9999999999999964"/>
+        <w:spacing w:after="60" w:before="120" w:lineRule="auto"/>
+        <w:ind w:left="0"/>
         <w:jc w:val="both"/>
         <w:rPr/>
       </w:pPr>
-      <w:bookmarkStart w:colFirst="0" w:colLast="0" w:name="_heading=h.n2wi75nz6hvr" w:id="1"/>
+      <w:bookmarkStart w:colFirst="0" w:colLast="0" w:name="_heading=h.gg31clqu5kzb" w:id="1"/>
       <w:bookmarkEnd w:id="1"/>
+      <w:r>
+        <w:rPr>
+          <w:rtl w:val="0"/>
+        </w:rPr>
+        <w:t xml:space="preserve">Diagrama de Casos de Uso</w:t>
+      </w:r>
+    </w:p>
+    <w:p>
+      <w:pPr>
+        <w:tabs>
+          <w:tab w:val="left" w:leader="none" w:pos="0"/>
+        </w:tabs>
+        <w:jc w:val="center"/>
+        <w:rPr/>
+      </w:pPr>
+      <w:r>
+        <w:rPr/>
+        <w:drawing>
+          <wp:inline distB="114300" distT="114300" distL="114300" distR="114300">
+            <wp:extent cx="5399730" cy="4305300"/>
+            <wp:effectExtent b="0" l="0" r="0" t="0"/>
+            <wp:docPr id="24" name="image4.png"/>
+            <a:graphic>
+              <a:graphicData uri="http://schemas.openxmlformats.org/drawingml/2006/picture">
+                <pic:pic>
+                  <pic:nvPicPr>
+                    <pic:cNvPr id="0" name="image4.png"/>
+                    <pic:cNvPicPr preferRelativeResize="0"/>
+                  </pic:nvPicPr>
+                  <pic:blipFill>
+                    <a:blip r:embed="rId10"/>
+                    <a:srcRect b="0" l="0" r="0" t="0"/>
+                    <a:stretch>
+                      <a:fillRect/>
+                    </a:stretch>
+                  </pic:blipFill>
+                  <pic:spPr>
+                    <a:xfrm>
+                      <a:off x="0" y="0"/>
+                      <a:ext cx="5399730" cy="4305300"/>
+                    </a:xfrm>
+                    <a:prstGeom prst="rect"/>
+                    <a:ln/>
+                  </pic:spPr>
+                </pic:pic>
+              </a:graphicData>
+            </a:graphic>
+          </wp:inline>
+        </w:drawing>
+      </w:r>
+      <w:r>
+        <w:rPr>
+          <w:rtl w:val="0"/>
+        </w:rPr>
+      </w:r>
+    </w:p>
+    <w:p>
+      <w:pPr>
+        <w:tabs>
+          <w:tab w:val="left" w:leader="none" w:pos="0"/>
+        </w:tabs>
+        <w:jc w:val="center"/>
+        <w:rPr>
+          <w:sz w:val="30"/>
+          <w:szCs w:val="30"/>
+        </w:rPr>
+        <w:sectPr>
+          <w:headerReference r:id="rId11" w:type="default"/>
+          <w:footerReference r:id="rId12" w:type="default"/>
+          <w:pgSz w:h="16838" w:w="11906" w:orient="portrait"/>
+          <w:pgMar w:bottom="1417" w:top="1535" w:left="1701" w:right="1701" w:header="567" w:footer="572"/>
+          <w:pgNumType w:start="1"/>
+          <w:titlePg w:val="1"/>
+        </w:sectPr>
+      </w:pPr>
+      <w:r>
+        <w:rPr>
+          <w:b w:val="1"/>
+          <w:bCs w:val="1"/>
+          <w:sz w:val="28"/>
+          <w:szCs w:val="28"/>
+          <w:rtl w:val="0"/>
+        </w:rPr>
+        <w:t xml:space="preserve">Figura 1 – Diagrama de Casos de uso.</w:t>
+      </w:r>
+      <w:r>
+        <w:rPr>
+          <w:rtl w:val="0"/>
+        </w:rPr>
+      </w:r>
+    </w:p>
+    <w:p>
+      <w:pPr>
+        <w:pStyle w:val="Heading1"/>
+        <w:tabs>
+          <w:tab w:val="left" w:leader="none" w:pos="0"/>
+        </w:tabs>
+        <w:ind w:left="109" w:firstLine="0"/>
+        <w:jc w:val="both"/>
+        <w:rPr/>
+      </w:pPr>
+      <w:bookmarkStart w:colFirst="0" w:colLast="0" w:name="_heading=h.n2wi75nz6hvr" w:id="2"/>
+      <w:bookmarkEnd w:id="2"/>
       <w:r>
         <w:rPr>
           <w:rtl w:val="0"/>
@@ -1267,7 +1493,7 @@
     <w:sdt>
       <w:sdtPr>
         <w:lock w:val="contentLocked"/>
-        <w:id w:val="1061682504"/>
+        <w:id w:val="-1604835646"/>
         <w:tag w:val="goog_rdk_0"/>
       </w:sdtPr>
       <w:sdtContent>
@@ -1991,7 +2217,7 @@
                     <w:rFonts w:ascii="Arial" w:cs="Arial" w:eastAsia="Arial" w:hAnsi="Arial"/>
                     <w:rtl w:val="0"/>
                   </w:rPr>
-                  <w:t xml:space="preserve">El actor ingresa los datos  de estimación de la tarea ‘fecha de inicio’, ’fecha de fin’, ‘cantidad de horas’. La </w:t>
+                  <w:t xml:space="preserve">El actor ingresa los datos  de estimación de la tarea “fecha de inicio”, “fecha de fin” y “cantidad de horas”. La </w:t>
                 </w:r>
                 <w:r>
                   <w:rPr>
@@ -2019,6 +2245,7 @@
                   <w:rPr>
                     <w:rFonts w:ascii="Arial" w:cs="Arial" w:eastAsia="Arial" w:hAnsi="Arial"/>
                     <w:i w:val="1"/>
+                    <w:iCs w:val="1"/>
                     <w:rtl w:val="0"/>
                   </w:rPr>
                   <w:t xml:space="preserve">estimarTarea(datos)</w:t>
@@ -2071,6 +2298,7 @@
                   <w:rPr>
                     <w:rFonts w:ascii="Arial" w:cs="Arial" w:eastAsia="Arial" w:hAnsi="Arial"/>
                     <w:i w:val="1"/>
+                    <w:iCs w:val="1"/>
                     <w:rtl w:val="0"/>
                   </w:rPr>
                   <w:t xml:space="preserve">estimarTarea(datos)</w:t>
@@ -2299,7 +2527,37 @@
                     <w:rFonts w:ascii="Arial" w:cs="Arial" w:eastAsia="Arial" w:hAnsi="Arial"/>
                     <w:rtl w:val="0"/>
                   </w:rPr>
-                  <w:t xml:space="preserve">retorna el mensaje de confirmación a la entidad Tarea. La entidad Tarea envía el mensaje de confirmación al </w:t>
+                  <w:t xml:space="preserve">retorna el mensaje de confirmación a la entidad </w:t>
+                </w:r>
+                <w:r>
+                  <w:rPr>
+                    <w:rFonts w:ascii="Arial" w:cs="Arial" w:eastAsia="Arial" w:hAnsi="Arial"/>
+                    <w:u w:val="single"/>
+                    <w:rtl w:val="0"/>
+                  </w:rPr>
+                  <w:t xml:space="preserve">Tarea</w:t>
+                </w:r>
+                <w:r>
+                  <w:rPr>
+                    <w:rFonts w:ascii="Arial" w:cs="Arial" w:eastAsia="Arial" w:hAnsi="Arial"/>
+                    <w:rtl w:val="0"/>
+                  </w:rPr>
+                  <w:t xml:space="preserve">. La entidad </w:t>
+                </w:r>
+                <w:r>
+                  <w:rPr>
+                    <w:rFonts w:ascii="Arial" w:cs="Arial" w:eastAsia="Arial" w:hAnsi="Arial"/>
+                    <w:u w:val="single"/>
+                    <w:rtl w:val="0"/>
+                  </w:rPr>
+                  <w:t xml:space="preserve">Tarea </w:t>
+                </w:r>
+                <w:r>
+                  <w:rPr>
+                    <w:rFonts w:ascii="Arial" w:cs="Arial" w:eastAsia="Arial" w:hAnsi="Arial"/>
+                    <w:rtl w:val="0"/>
+                  </w:rPr>
+                  <w:t xml:space="preserve">envía el mensaje de confirmación al </w:t>
                 </w:r>
                 <w:r>
                   <w:rPr>
@@ -2569,7 +2827,7 @@
                     <w:rFonts w:ascii="Arial" w:cs="Arial" w:eastAsia="Arial" w:hAnsi="Arial"/>
                     <w:rtl w:val="0"/>
                   </w:rPr>
-                  <w:t xml:space="preserve">La </w:t>
+                  <w:t xml:space="preserve">El sistema valida los datos ingresados por el actor. Si la fecha de finalización es anterior a la fecha de inicio, la operación se cancela. La </w:t>
                 </w:r>
                 <w:r>
                   <w:rPr>
@@ -2577,14 +2835,14 @@
                     <w:u w:val="single"/>
                     <w:rtl w:val="0"/>
                   </w:rPr>
-                  <w:t xml:space="preserve">BDD</w:t>
-                </w:r>
-                <w:r>
-                  <w:rPr>
-                    <w:rFonts w:ascii="Arial" w:cs="Arial" w:eastAsia="Arial" w:hAnsi="Arial"/>
-                    <w:rtl w:val="0"/>
-                  </w:rPr>
-                  <w:t xml:space="preserve"> detecta errores en los datos enviados y cancela la operación, por lo que envía un mensaje de error a la </w:t>
+                  <w:t xml:space="preserve">InterfazBDD</w:t>
+                </w:r>
+                <w:r>
+                  <w:rPr>
+                    <w:rFonts w:ascii="Arial" w:cs="Arial" w:eastAsia="Arial" w:hAnsi="Arial"/>
+                    <w:rtl w:val="0"/>
+                  </w:rPr>
+                  <w:t xml:space="preserve"> envía un mensaje de error a la entidad </w:t>
                 </w:r>
                 <w:r>
                   <w:rPr>
@@ -2592,14 +2850,14 @@
                     <w:u w:val="single"/>
                     <w:rtl w:val="0"/>
                   </w:rPr>
-                  <w:t xml:space="preserve">InterfazBDD</w:t>
-                </w:r>
-                <w:r>
-                  <w:rPr>
-                    <w:rFonts w:ascii="Arial" w:cs="Arial" w:eastAsia="Arial" w:hAnsi="Arial"/>
-                    <w:rtl w:val="0"/>
-                  </w:rPr>
-                  <w:t xml:space="preserve">. la </w:t>
+                  <w:t xml:space="preserve">Tarea</w:t>
+                </w:r>
+                <w:r>
+                  <w:rPr>
+                    <w:rFonts w:ascii="Arial" w:cs="Arial" w:eastAsia="Arial" w:hAnsi="Arial"/>
+                    <w:rtl w:val="0"/>
+                  </w:rPr>
+                  <w:t xml:space="preserve">. La entidad </w:t>
                 </w:r>
                 <w:r>
                   <w:rPr>
@@ -2607,14 +2865,14 @@
                     <w:u w:val="single"/>
                     <w:rtl w:val="0"/>
                   </w:rPr>
-                  <w:t xml:space="preserve">InterfazBDD</w:t>
-                </w:r>
-                <w:r>
-                  <w:rPr>
-                    <w:rFonts w:ascii="Arial" w:cs="Arial" w:eastAsia="Arial" w:hAnsi="Arial"/>
-                    <w:rtl w:val="0"/>
-                  </w:rPr>
-                  <w:t xml:space="preserve"> envía el mensaje de error a la entidad Tarea. Ésta envía el mensaje al </w:t>
+                  <w:t xml:space="preserve">Tarea</w:t>
+                </w:r>
+                <w:r>
+                  <w:rPr>
+                    <w:rFonts w:ascii="Arial" w:cs="Arial" w:eastAsia="Arial" w:hAnsi="Arial"/>
+                    <w:rtl w:val="0"/>
+                  </w:rPr>
+                  <w:t xml:space="preserve"> envía el mensaje al </w:t>
                 </w:r>
                 <w:r>
                   <w:rPr>
@@ -2629,7 +2887,7 @@
                     <w:rFonts w:ascii="Arial" w:cs="Arial" w:eastAsia="Arial" w:hAnsi="Arial"/>
                     <w:rtl w:val="0"/>
                   </w:rPr>
-                  <w:t xml:space="preserve">. El </w:t>
+                  <w:t xml:space="preserve">, quien lo comunica a la </w:t>
                 </w:r>
                 <w:r>
                   <w:rPr>
@@ -2637,14 +2895,14 @@
                     <w:u w:val="single"/>
                     <w:rtl w:val="0"/>
                   </w:rPr>
-                  <w:t xml:space="preserve">ManejadorTarea</w:t>
-                </w:r>
-                <w:r>
-                  <w:rPr>
-                    <w:rFonts w:ascii="Arial" w:cs="Arial" w:eastAsia="Arial" w:hAnsi="Arial"/>
-                    <w:rtl w:val="0"/>
-                  </w:rPr>
-                  <w:t xml:space="preserve"> envía el mensaje de error a la </w:t>
+                  <w:t xml:space="preserve">InterfazUsuario</w:t>
+                </w:r>
+                <w:r>
+                  <w:rPr>
+                    <w:rFonts w:ascii="Arial" w:cs="Arial" w:eastAsia="Arial" w:hAnsi="Arial"/>
+                    <w:rtl w:val="0"/>
+                  </w:rPr>
+                  <w:t xml:space="preserve">. La </w:t>
                 </w:r>
                 <w:r>
                   <w:rPr>
@@ -2652,14 +2910,14 @@
                     <w:u w:val="single"/>
                     <w:rtl w:val="0"/>
                   </w:rPr>
-                  <w:t xml:space="preserve">InterfazUsuario</w:t>
-                </w:r>
-                <w:r>
-                  <w:rPr>
-                    <w:rFonts w:ascii="Arial" w:cs="Arial" w:eastAsia="Arial" w:hAnsi="Arial"/>
-                    <w:rtl w:val="0"/>
-                  </w:rPr>
-                  <w:t xml:space="preserve">. La </w:t>
+                  <w:t xml:space="preserve">InterfazUsuario </w:t>
+                </w:r>
+                <w:r>
+                  <w:rPr>
+                    <w:rFonts w:ascii="Arial" w:cs="Arial" w:eastAsia="Arial" w:hAnsi="Arial"/>
+                    <w:rtl w:val="0"/>
+                  </w:rPr>
+                  <w:t xml:space="preserve">solicita mostrar el mensaje “La fecha de finalización debe ser posterior a la fecha de inicio” en la </w:t>
                 </w:r>
                 <w:r>
                   <w:rPr>
@@ -2667,21 +2925,6 @@
                     <w:u w:val="single"/>
                     <w:rtl w:val="0"/>
                   </w:rPr>
-                  <w:t xml:space="preserve">InterfazUsuario</w:t>
-                </w:r>
-                <w:r>
-                  <w:rPr>
-                    <w:rFonts w:ascii="Arial" w:cs="Arial" w:eastAsia="Arial" w:hAnsi="Arial"/>
-                    <w:rtl w:val="0"/>
-                  </w:rPr>
-                  <w:t xml:space="preserve"> solicita mostrar el mensaje de “Se han encontrado errores en los datos enviados” en la </w:t>
-                </w:r>
-                <w:r>
-                  <w:rPr>
-                    <w:rFonts w:ascii="Arial" w:cs="Arial" w:eastAsia="Arial" w:hAnsi="Arial"/>
-                    <w:u w:val="single"/>
-                    <w:rtl w:val="0"/>
-                  </w:rPr>
                   <w:t xml:space="preserve">PantallaEditarTarea</w:t>
                 </w:r>
                 <w:r>
@@ -2689,7 +2932,7 @@
                     <w:rFonts w:ascii="Arial" w:cs="Arial" w:eastAsia="Arial" w:hAnsi="Arial"/>
                     <w:rtl w:val="0"/>
                   </w:rPr>
-                  <w:t xml:space="preserve">. Continúa en el CU12, paso 1.</w:t>
+                  <w:t xml:space="preserve">. El actor podrá corregir los datos ingresados. Continúa en el CU12, paso 1.</w:t>
                 </w:r>
               </w:p>
             </w:tc>
@@ -2830,7 +3073,22 @@
                     <w:rFonts w:ascii="Arial" w:cs="Arial" w:eastAsia="Arial" w:hAnsi="Arial"/>
                     <w:rtl w:val="0"/>
                   </w:rPr>
-                  <w:t xml:space="preserve"> envía el mensaje de error a la entidad Tarea. Ésta envía el mensaje al </w:t>
+                  <w:t xml:space="preserve"> envía el mensaje de error a la entidad </w:t>
+                </w:r>
+                <w:r>
+                  <w:rPr>
+                    <w:rFonts w:ascii="Arial" w:cs="Arial" w:eastAsia="Arial" w:hAnsi="Arial"/>
+                    <w:u w:val="single"/>
+                    <w:rtl w:val="0"/>
+                  </w:rPr>
+                  <w:t xml:space="preserve">Tarea</w:t>
+                </w:r>
+                <w:r>
+                  <w:rPr>
+                    <w:rFonts w:ascii="Arial" w:cs="Arial" w:eastAsia="Arial" w:hAnsi="Arial"/>
+                    <w:rtl w:val="0"/>
+                  </w:rPr>
+                  <w:t xml:space="preserve">. Ésta envía el mensaje al </w:t>
                 </w:r>
                 <w:r>
                   <w:rPr>
@@ -3031,7 +3289,22 @@
                     <w:rFonts w:ascii="Arial" w:cs="Arial" w:eastAsia="Arial" w:hAnsi="Arial"/>
                     <w:rtl w:val="0"/>
                   </w:rPr>
-                  <w:t xml:space="preserve">y envía un mensaje de error de conexión a la entidad Tarea. Ésta envía el mensaje al </w:t>
+                  <w:t xml:space="preserve">y envía un mensaje de error de conexión a la entidad </w:t>
+                </w:r>
+                <w:r>
+                  <w:rPr>
+                    <w:rFonts w:ascii="Arial" w:cs="Arial" w:eastAsia="Arial" w:hAnsi="Arial"/>
+                    <w:u w:val="single"/>
+                    <w:rtl w:val="0"/>
+                  </w:rPr>
+                  <w:t xml:space="preserve">Tarea</w:t>
+                </w:r>
+                <w:r>
+                  <w:rPr>
+                    <w:rFonts w:ascii="Arial" w:cs="Arial" w:eastAsia="Arial" w:hAnsi="Arial"/>
+                    <w:rtl w:val="0"/>
+                  </w:rPr>
+                  <w:t xml:space="preserve">. Ésta envía el mensaje al </w:t>
                 </w:r>
                 <w:r>
                   <w:rPr>
@@ -3121,11 +3394,12 @@
         <w:ind w:left="0"/>
         <w:rPr>
           <w:i w:val="1"/>
+          <w:iCs w:val="1"/>
           <w:color w:val="548dd4"/>
         </w:rPr>
       </w:pPr>
-      <w:bookmarkStart w:colFirst="0" w:colLast="0" w:name="_heading=h.9c62dowu1aie" w:id="2"/>
-      <w:bookmarkEnd w:id="2"/>
+      <w:bookmarkStart w:colFirst="0" w:colLast="0" w:name="_heading=h.9c62dowu1aie" w:id="3"/>
+      <w:bookmarkEnd w:id="3"/>
       <w:r>
         <w:rPr>
           <w:rtl w:val="0"/>
@@ -3155,7 +3429,9 @@
         <w:rPr>
           <w:rFonts w:ascii="Calibri" w:cs="Calibri" w:eastAsia="Calibri" w:hAnsi="Calibri"/>
           <w:b w:val="0"/>
+          <w:bCs w:val="0"/>
           <w:i w:val="1"/>
+          <w:iCs w:val="1"/>
           <w:smallCaps w:val="0"/>
           <w:strike w:val="0"/>
           <w:color w:val="548dd4"/>
@@ -3170,7 +3446,9 @@
         <w:rPr>
           <w:rFonts w:ascii="Calibri" w:cs="Calibri" w:eastAsia="Calibri" w:hAnsi="Calibri"/>
           <w:b w:val="0"/>
+          <w:bCs w:val="0"/>
           <w:i w:val="1"/>
+          <w:iCs w:val="1"/>
           <w:smallCaps w:val="0"/>
           <w:strike w:val="0"/>
           <w:color w:val="548dd4"/>
@@ -3207,7 +3485,9 @@
         <w:rPr>
           <w:rFonts w:ascii="Calibri" w:cs="Calibri" w:eastAsia="Calibri" w:hAnsi="Calibri"/>
           <w:b w:val="0"/>
+          <w:bCs w:val="0"/>
           <w:i w:val="1"/>
+          <w:iCs w:val="1"/>
           <w:smallCaps w:val="0"/>
           <w:strike w:val="0"/>
           <w:color w:val="548dd4"/>
@@ -3247,7 +3527,9 @@
         <w:rPr>
           <w:rFonts w:ascii="Calibri" w:cs="Calibri" w:eastAsia="Calibri" w:hAnsi="Calibri"/>
           <w:b w:val="0"/>
+          <w:bCs w:val="0"/>
           <w:i w:val="1"/>
+          <w:iCs w:val="1"/>
           <w:smallCaps w:val="0"/>
           <w:strike w:val="0"/>
           <w:color w:val="548dd4"/>
@@ -3284,13 +3566,14 @@
         <w:rPr>
           <w:rFonts w:ascii="Cambria" w:cs="Cambria" w:eastAsia="Cambria" w:hAnsi="Cambria"/>
           <w:b w:val="1"/>
+          <w:bCs w:val="1"/>
           <w:color w:val="4f81bd"/>
           <w:sz w:val="26"/>
           <w:szCs w:val="26"/>
         </w:rPr>
       </w:pPr>
-      <w:bookmarkStart w:colFirst="0" w:colLast="0" w:name="_heading=h.7dxiyj8iwc8b" w:id="3"/>
-      <w:bookmarkEnd w:id="3"/>
+      <w:bookmarkStart w:colFirst="0" w:colLast="0" w:name="_heading=h.7dxiyj8iwc8b" w:id="4"/>
+      <w:bookmarkEnd w:id="4"/>
       <w:r>
         <w:br w:type="page"/>
       </w:r>
@@ -3320,13 +3603,14 @@
         <w:rPr>
           <w:rFonts w:ascii="Cambria" w:cs="Cambria" w:eastAsia="Cambria" w:hAnsi="Cambria"/>
           <w:b w:val="1"/>
+          <w:bCs w:val="1"/>
           <w:color w:val="4f81bd"/>
           <w:sz w:val="26"/>
           <w:szCs w:val="26"/>
         </w:rPr>
       </w:pPr>
-      <w:bookmarkStart w:colFirst="0" w:colLast="0" w:name="_heading=h.d5kijhlaunwz" w:id="4"/>
-      <w:bookmarkEnd w:id="4"/>
+      <w:bookmarkStart w:colFirst="0" w:colLast="0" w:name="_heading=h.d5kijhlaunwz" w:id="5"/>
+      <w:bookmarkEnd w:id="5"/>
       <w:r>
         <w:rPr>
           <w:rtl w:val="0"/>
@@ -3353,13 +3637,14 @@
         <w:rPr>
           <w:rFonts w:ascii="Cambria" w:cs="Cambria" w:eastAsia="Cambria" w:hAnsi="Cambria"/>
           <w:b w:val="1"/>
+          <w:bCs w:val="1"/>
           <w:color w:val="4f81bd"/>
           <w:sz w:val="26"/>
           <w:szCs w:val="26"/>
         </w:rPr>
       </w:pPr>
-      <w:bookmarkStart w:colFirst="0" w:colLast="0" w:name="_heading=h.3sibxt54lsjs" w:id="5"/>
-      <w:bookmarkEnd w:id="5"/>
+      <w:bookmarkStart w:colFirst="0" w:colLast="0" w:name="_heading=h.3sibxt54lsjs" w:id="6"/>
+      <w:bookmarkEnd w:id="6"/>
       <w:r>
         <w:rPr>
           <w:rtl w:val="0"/>
@@ -3375,8 +3660,8 @@
           <w:vertAlign w:val="baseline"/>
         </w:rPr>
       </w:pPr>
-      <w:bookmarkStart w:colFirst="0" w:colLast="0" w:name="_heading=h.p4hyca1hcz54" w:id="6"/>
-      <w:bookmarkEnd w:id="6"/>
+      <w:bookmarkStart w:colFirst="0" w:colLast="0" w:name="_heading=h.p4hyca1hcz54" w:id="7"/>
+      <w:bookmarkEnd w:id="7"/>
       <w:r>
         <w:rPr>
           <w:vertAlign w:val="baseline"/>
@@ -3397,17 +3682,17 @@
             <wp:extent cx="7388230" cy="5433672"/>
             <wp:effectExtent b="0" l="0" r="0" t="0"/>
             <wp:wrapSquare wrapText="bothSides" distB="114300" distT="114300" distL="114300" distR="114300"/>
-            <wp:docPr id="24" name="image14.png"/>
+            <wp:docPr id="25" name="image5.png"/>
             <a:graphic>
               <a:graphicData uri="http://schemas.openxmlformats.org/drawingml/2006/picture">
                 <pic:pic>
                   <pic:nvPicPr>
-                    <pic:cNvPr id="0" name="image14.png"/>
+                    <pic:cNvPr id="0" name="image5.png"/>
                     <pic:cNvPicPr preferRelativeResize="0"/>
                   </pic:nvPicPr>
                   <pic:blipFill>
-                    <a:blip r:embed="rId10"/>
-                    <a:srcRect b="0" l="1187" r="1187" t="0"/>
+                    <a:blip r:embed="rId13"/>
+                    <a:srcRect b="0" l="1188" r="1188" t="0"/>
                     <a:stretch>
                       <a:fillRect/>
                     </a:stretch>
@@ -3428,12 +3713,9 @@
       </w:r>
     </w:p>
     <w:sectPr>
-      <w:headerReference r:id="rId11" w:type="default"/>
-      <w:footerReference r:id="rId12" w:type="default"/>
+      <w:type w:val="nextPage"/>
       <w:pgSz w:h="16838" w:w="11906" w:orient="portrait"/>
       <w:pgMar w:bottom="1417" w:top="1535" w:left="1701" w:right="1701" w:header="567" w:footer="572"/>
-      <w:pgNumType w:start="1"/>
-      <w:titlePg w:val="1"/>
     </w:sectPr>
   </w:body>
 </w:document>
@@ -3572,12 +3854,12 @@
               <wp:extent cx="103505" cy="824865"/>
               <wp:effectExtent b="0" l="0" r="0" t="0"/>
               <wp:wrapNone/>
-              <wp:docPr id="17" name="image8.png"/>
+              <wp:docPr id="17" name="image10.png"/>
               <a:graphic>
                 <a:graphicData uri="http://schemas.openxmlformats.org/drawingml/2006/picture">
                   <pic:pic>
                     <pic:nvPicPr>
-                      <pic:cNvPr id="0" name="image8.png"/>
+                      <pic:cNvPr id="0" name="image10.png"/>
                       <pic:cNvPicPr preferRelativeResize="0"/>
                     </pic:nvPicPr>
                     <pic:blipFill>
@@ -3679,12 +3961,12 @@
               <wp:extent cx="103505" cy="824865"/>
               <wp:effectExtent b="0" l="0" r="0" t="0"/>
               <wp:wrapNone/>
-              <wp:docPr id="13" name="image4.png"/>
+              <wp:docPr id="13" name="image6.png"/>
               <a:graphic>
                 <a:graphicData uri="http://schemas.openxmlformats.org/drawingml/2006/picture">
                   <pic:pic>
                     <pic:nvPicPr>
-                      <pic:cNvPr id="0" name="image4.png"/>
+                      <pic:cNvPr id="0" name="image6.png"/>
                       <pic:cNvPicPr preferRelativeResize="0"/>
                     </pic:nvPicPr>
                     <pic:blipFill>
@@ -3870,12 +4152,12 @@
               <wp:extent cx="7761605" cy="822325"/>
               <wp:effectExtent b="0" l="0" r="0" t="0"/>
               <wp:wrapNone/>
-              <wp:docPr id="21" name="image12.png"/>
+              <wp:docPr id="21" name="image14.png"/>
               <a:graphic>
                 <a:graphicData uri="http://schemas.openxmlformats.org/drawingml/2006/picture">
                   <pic:pic>
                     <pic:nvPicPr>
-                      <pic:cNvPr id="0" name="image12.png"/>
+                      <pic:cNvPr id="0" name="image14.png"/>
                       <pic:cNvPicPr preferRelativeResize="0"/>
                     </pic:nvPicPr>
                     <pic:blipFill>
@@ -3946,7 +4228,9 @@
       <w:rPr>
         <w:rFonts w:ascii="Cambria" w:cs="Cambria" w:eastAsia="Cambria" w:hAnsi="Cambria"/>
         <w:b w:val="0"/>
+        <w:bCs w:val="0"/>
         <w:i w:val="0"/>
+        <w:iCs w:val="0"/>
         <w:smallCaps w:val="0"/>
         <w:strike w:val="0"/>
         <w:color w:val="000000"/>
@@ -3961,7 +4245,9 @@
       <w:rPr>
         <w:rFonts w:ascii="Cambria" w:cs="Cambria" w:eastAsia="Cambria" w:hAnsi="Cambria"/>
         <w:b w:val="0"/>
+        <w:bCs w:val="0"/>
         <w:i w:val="0"/>
+        <w:iCs w:val="0"/>
         <w:smallCaps w:val="0"/>
         <w:strike w:val="0"/>
         <w:color w:val="000000"/>
@@ -4012,7 +4298,9 @@
       <w:rPr>
         <w:rFonts w:ascii="Cambria" w:cs="Cambria" w:eastAsia="Cambria" w:hAnsi="Cambria"/>
         <w:b w:val="0"/>
+        <w:bCs w:val="0"/>
         <w:i w:val="0"/>
+        <w:iCs w:val="0"/>
         <w:smallCaps w:val="0"/>
         <w:strike w:val="0"/>
         <w:color w:val="000000"/>
@@ -4186,12 +4474,12 @@
               <wp:extent cx="7549515" cy="815340"/>
               <wp:effectExtent b="0" l="0" r="0" t="0"/>
               <wp:wrapNone/>
-              <wp:docPr id="18" name="image9.png"/>
+              <wp:docPr id="18" name="image11.png"/>
               <a:graphic>
                 <a:graphicData uri="http://schemas.openxmlformats.org/drawingml/2006/picture">
                   <pic:pic>
                     <pic:nvPicPr>
-                      <pic:cNvPr id="0" name="image9.png"/>
+                      <pic:cNvPr id="0" name="image11.png"/>
                       <pic:cNvPicPr preferRelativeResize="0"/>
                     </pic:nvPicPr>
                     <pic:blipFill>
@@ -4240,12 +4528,12 @@
           <wp:extent cx="669290" cy="669290"/>
           <wp:effectExtent b="0" l="0" r="0" t="0"/>
           <wp:wrapSquare wrapText="bothSides" distB="0" distT="0" distL="114300" distR="114300"/>
-          <wp:docPr descr="psi-negro.png" id="26" name="image1.png"/>
+          <wp:docPr descr="psi-negro.png" id="27" name="image2.png"/>
           <a:graphic>
             <a:graphicData uri="http://schemas.openxmlformats.org/drawingml/2006/picture">
               <pic:pic>
                 <pic:nvPicPr>
-                  <pic:cNvPr descr="psi-negro.png" id="0" name="image1.png"/>
+                  <pic:cNvPr descr="psi-negro.png" id="0" name="image2.png"/>
                   <pic:cNvPicPr preferRelativeResize="0"/>
                 </pic:nvPicPr>
                 <pic:blipFill>
@@ -4273,7 +4561,9 @@
       <w:rPr>
         <w:rFonts w:ascii="Cambria" w:cs="Cambria" w:eastAsia="Cambria" w:hAnsi="Cambria"/>
         <w:b w:val="0"/>
+        <w:bCs w:val="0"/>
         <w:i w:val="0"/>
+        <w:iCs w:val="0"/>
         <w:smallCaps w:val="0"/>
         <w:strike w:val="0"/>
         <w:color w:val="000000"/>
@@ -4295,12 +4585,12 @@
           <wp:extent cx="425450" cy="666750"/>
           <wp:effectExtent b="0" l="0" r="0" t="0"/>
           <wp:wrapSquare wrapText="bothSides" distB="0" distT="0" distL="114300" distR="114300"/>
-          <wp:docPr descr="UNPA.JPG" id="23" name="image3.jpg"/>
+          <wp:docPr descr="UNPA.JPG" id="23" name="image1.jpg"/>
           <a:graphic>
             <a:graphicData uri="http://schemas.openxmlformats.org/drawingml/2006/picture">
               <pic:pic>
                 <pic:nvPicPr>
-                  <pic:cNvPr descr="UNPA.JPG" id="0" name="image3.jpg"/>
+                  <pic:cNvPr descr="UNPA.JPG" id="0" name="image1.jpg"/>
                   <pic:cNvPicPr preferRelativeResize="0"/>
                 </pic:nvPicPr>
                 <pic:blipFill>
@@ -4328,7 +4618,9 @@
       <w:rPr>
         <w:rFonts w:ascii="Cambria" w:cs="Cambria" w:eastAsia="Cambria" w:hAnsi="Cambria"/>
         <w:b w:val="0"/>
+        <w:bCs w:val="0"/>
         <w:i w:val="0"/>
+        <w:iCs w:val="0"/>
         <w:smallCaps w:val="0"/>
         <w:strike w:val="0"/>
         <w:color w:val="000000"/>
@@ -4413,12 +4705,12 @@
               <wp:extent cx="103505" cy="811530"/>
               <wp:effectExtent b="0" l="0" r="0" t="0"/>
               <wp:wrapNone/>
-              <wp:docPr id="16" name="image7.png"/>
+              <wp:docPr id="16" name="image9.png"/>
               <a:graphic>
                 <a:graphicData uri="http://schemas.openxmlformats.org/drawingml/2006/picture">
                   <pic:pic>
                     <pic:nvPicPr>
-                      <pic:cNvPr id="0" name="image7.png"/>
+                      <pic:cNvPr id="0" name="image9.png"/>
                       <pic:cNvPicPr preferRelativeResize="0"/>
                     </pic:nvPicPr>
                     <pic:blipFill>
@@ -4448,7 +4740,9 @@
       <w:rPr>
         <w:rFonts w:ascii="Cambria" w:cs="Cambria" w:eastAsia="Cambria" w:hAnsi="Cambria"/>
         <w:b w:val="0"/>
+        <w:bCs w:val="0"/>
         <w:i w:val="0"/>
+        <w:iCs w:val="0"/>
         <w:smallCaps w:val="0"/>
         <w:strike w:val="0"/>
         <w:color w:val="000000"/>
@@ -4533,12 +4827,12 @@
               <wp:extent cx="103505" cy="812165"/>
               <wp:effectExtent b="0" l="0" r="0" t="0"/>
               <wp:wrapNone/>
-              <wp:docPr id="14" name="image5.png"/>
+              <wp:docPr id="14" name="image7.png"/>
               <a:graphic>
                 <a:graphicData uri="http://schemas.openxmlformats.org/drawingml/2006/picture">
                   <pic:pic>
                     <pic:nvPicPr>
-                      <pic:cNvPr id="0" name="image5.png"/>
+                      <pic:cNvPr id="0" name="image7.png"/>
                       <pic:cNvPicPr preferRelativeResize="0"/>
                     </pic:nvPicPr>
                     <pic:blipFill>
@@ -4568,7 +4862,9 @@
       <w:rPr>
         <w:rFonts w:ascii="Cambria" w:cs="Cambria" w:eastAsia="Cambria" w:hAnsi="Cambria"/>
         <w:b w:val="0"/>
+        <w:bCs w:val="0"/>
         <w:i w:val="0"/>
+        <w:iCs w:val="0"/>
         <w:smallCaps w:val="0"/>
         <w:strike w:val="0"/>
         <w:color w:val="000000"/>
@@ -4633,6 +4929,7 @@
     <w:rPr>
       <w:rFonts w:ascii="Cambria" w:cs="Cambria" w:eastAsia="Cambria" w:hAnsi="Cambria"/>
       <w:b w:val="1"/>
+      <w:bCs w:val="1"/>
       <w:color w:val="366091"/>
       <w:sz w:val="28"/>
       <w:szCs w:val="28"/>
@@ -4649,6 +4946,7 @@
     <w:rPr>
       <w:rFonts w:ascii="Cambria" w:cs="Cambria" w:eastAsia="Cambria" w:hAnsi="Cambria"/>
       <w:b w:val="1"/>
+      <w:bCs w:val="1"/>
       <w:color w:val="4f81bd"/>
       <w:sz w:val="26"/>
       <w:szCs w:val="26"/>
@@ -4665,6 +4963,7 @@
     <w:rPr>
       <w:rFonts w:ascii="Cambria" w:cs="Cambria" w:eastAsia="Cambria" w:hAnsi="Cambria"/>
       <w:b w:val="1"/>
+      <w:bCs w:val="1"/>
       <w:color w:val="4f81bd"/>
     </w:rPr>
   </w:style>
@@ -4679,7 +4978,9 @@
     <w:rPr>
       <w:rFonts w:ascii="Cambria" w:cs="Cambria" w:eastAsia="Cambria" w:hAnsi="Cambria"/>
       <w:b w:val="1"/>
+      <w:bCs w:val="1"/>
       <w:i w:val="1"/>
+      <w:iCs w:val="1"/>
       <w:color w:val="4f81bd"/>
     </w:rPr>
   </w:style>
@@ -4695,6 +4996,7 @@
     </w:pPr>
     <w:rPr>
       <w:b w:val="1"/>
+      <w:bCs w:val="1"/>
       <w:sz w:val="22"/>
       <w:szCs w:val="22"/>
     </w:rPr>
@@ -4711,6 +5013,7 @@
     </w:pPr>
     <w:rPr>
       <w:b w:val="1"/>
+      <w:bCs w:val="1"/>
       <w:sz w:val="20"/>
       <w:szCs w:val="20"/>
     </w:rPr>
@@ -5359,6 +5662,7 @@
     <w:rPr>
       <w:rFonts w:ascii="Georgia" w:cs="Georgia" w:eastAsia="Georgia" w:hAnsi="Georgia"/>
       <w:i w:val="1"/>
+      <w:iCs w:val="1"/>
       <w:color w:val="666666"/>
       <w:sz w:val="48"/>
       <w:szCs w:val="48"/>
@@ -5659,7 +5963,7 @@
 
 <file path=customXML/item1.xml><?xml version="1.0" encoding="utf-8"?>
 <go:gDocsCustomXmlDataStorage xmlns:go="http://customooxmlschemas.google.com/" xmlns:r="http://schemas.openxmlformats.org/officeDocument/2006/relationships" uri="GoogleDocsCustomDataVersion2">
-  <go:docsCustomData xmlns:go="http://customooxmlschemas.google.com/" roundtripDataSignature="AMtx7mi92UI2/cBmhiRNZUBojQ61Q4Pq5A==">CgMxLjAaHwoBMBIaChgICVIUChJ0YWJsZS5rZG1ieHl6aDlwNGUyDmguYjV1MHhnZ2R1dXJmMg5oLm4yd2k3NW56Nmh2cjIOaC45YzYyZG93dTFhaWUyDmguN2R4aXlqOGl3YzhiMg5oLmQ1a2lqaGxhdW53ejIOaC4zc2lieHQ1NGxzanMyDmgucDRoeWNhMWhjejU0OAByITF1RnIxME5ibDltLWJBSzFSZnR5ZC1YbjhhR1pEd0dVZA==</go:docsCustomData>
+  <go:docsCustomData xmlns:go="http://customooxmlschemas.google.com/" roundtripDataSignature="AMtx7mgDHGw9Cy/BGl4VntQbzuzVFQ4S2w==">CgMxLjAaHwoBMBIaChgICVIUChJ0YWJsZS5rZG1ieHl6aDlwNGUyDmguYjV1MHhnZ2R1dXJmMg5oLmdnMzFjbHF1NWt6YjIOaC5uMndpNzVuejZodnIyDmguOWM2MmRvd3UxYWllMg5oLjdkeGl5ajhpd2M4YjIOaC5kNWtpamhsYXVud3oyDmguM3NpYnh0NTRsc2pzMg5oLnA0aHljYTFoY3o1NDgAciExdUZyMTBOYmw5bS1iQUsxUmZ0eWQtWG44YUdaRHdHVWQ=</go:docsCustomData>
 </go:gDocsCustomXmlDataStorage>
 </file>
 
